--- a/rapports/2026-06-03/EQ31/EQ31_enq1_v2/DR_malforme_1_03202E_11/14-09-73-63.docx
+++ b/rapports/2026-06-03/EQ31/EQ31_enq1_v2/DR_malforme_1_03202E_11/14-09-73-63.docx
@@ -454,7 +454,7 @@
                 <w:color w:val="16A34A"/>
                 <w:sz w:val="16"/>
               </w:rPr>
-              <w:t>—</w:t>
+              <w:t>s01q32, s01q37, s04q23, s01q00b, s01q37_decode, s04q23_decode</w:t>
             </w:r>
           </w:p>
         </w:tc>
@@ -724,7 +724,7 @@
                 <w:color w:val="16A34A"/>
                 <w:sz w:val="16"/>
               </w:rPr>
-              <w:t>—</w:t>
+              <w:t>s01q25, s01q30, s04q23, s01q00b, s01q30_decode, s04q23_decode</w:t>
             </w:r>
           </w:p>
         </w:tc>
@@ -994,7 +994,7 @@
                 <w:color w:val="16A34A"/>
                 <w:sz w:val="16"/>
               </w:rPr>
-              <w:t>—</w:t>
+              <w:t>s01q25, s01q30, s04q23, s01q00b, s01q30_decode, s04q23_decode</w:t>
             </w:r>
           </w:p>
         </w:tc>
@@ -1174,7 +1174,7 @@
                 <w:color w:val="16A34A"/>
                 <w:sz w:val="16"/>
               </w:rPr>
-              <w:t>—</w:t>
+              <w:t>s01q25, s01q30, s04q23, s01q00b, s01q30_decode, s04q23_decode</w:t>
             </w:r>
           </w:p>
         </w:tc>
@@ -1264,7 +1264,7 @@
                 <w:color w:val="16A34A"/>
                 <w:sz w:val="16"/>
               </w:rPr>
-              <w:t>—</w:t>
+              <w:t>s01q32, s01q37, s04q23, s01q00b, s01q37_decode, s04q23_decode</w:t>
             </w:r>
           </w:p>
         </w:tc>
@@ -1354,7 +1354,7 @@
                 <w:color w:val="16A34A"/>
                 <w:sz w:val="16"/>
               </w:rPr>
-              <w:t>—</w:t>
+              <w:t>s01q32, s01q37, s04q23, s01q00b, s01q37_decode, s04q23_decode</w:t>
             </w:r>
           </w:p>
         </w:tc>
@@ -1444,7 +1444,7 @@
                 <w:color w:val="16A34A"/>
                 <w:sz w:val="16"/>
               </w:rPr>
-              <w:t>—</w:t>
+              <w:t>s01q32, s01q37, s04q23, s01q00b, s01q37_decode, s04q23_decode</w:t>
             </w:r>
           </w:p>
         </w:tc>
@@ -1534,7 +1534,7 @@
                 <w:color w:val="16A34A"/>
                 <w:sz w:val="16"/>
               </w:rPr>
-              <w:t>—</w:t>
+              <w:t>s01q32, s01q37, s04q23, s01q00b, s01q37_decode, s04q23_decode</w:t>
             </w:r>
           </w:p>
         </w:tc>
@@ -1624,7 +1624,7 @@
                 <w:color w:val="16A34A"/>
                 <w:sz w:val="16"/>
               </w:rPr>
-              <w:t>—</w:t>
+              <w:t>s01q32, s01q37, s04q23, s01q00b, s01q37_decode, s04q23_decode</w:t>
             </w:r>
           </w:p>
         </w:tc>
@@ -1714,7 +1714,7 @@
                 <w:color w:val="16A34A"/>
                 <w:sz w:val="16"/>
               </w:rPr>
-              <w:t>—</w:t>
+              <w:t>s01q25, s01q30, s04q23, s01q00b, s01q30_decode, s04q23_decode</w:t>
             </w:r>
           </w:p>
         </w:tc>
@@ -1804,7 +1804,7 @@
                 <w:color w:val="16A34A"/>
                 <w:sz w:val="16"/>
               </w:rPr>
-              <w:t>—</w:t>
+              <w:t>s01q32, s01q37, s04q23, s01q00b, s01q37_decode, s04q23_decode</w:t>
             </w:r>
           </w:p>
         </w:tc>
@@ -1894,7 +1894,7 @@
                 <w:color w:val="16A34A"/>
                 <w:sz w:val="16"/>
               </w:rPr>
-              <w:t>—</w:t>
+              <w:t>s00q29</w:t>
             </w:r>
           </w:p>
         </w:tc>
@@ -2164,7 +2164,7 @@
                 <w:color w:val="16A34A"/>
                 <w:sz w:val="16"/>
               </w:rPr>
-              <w:t>—</w:t>
+              <w:t>s02q33, s01q00b</w:t>
             </w:r>
           </w:p>
         </w:tc>
@@ -2254,7 +2254,7 @@
                 <w:color w:val="16A34A"/>
                 <w:sz w:val="16"/>
               </w:rPr>
-              <w:t>—</w:t>
+              <w:t>s01q32, s01q36, s01q38, s04q37_modif, s02q33, s02q34, s01q00b</w:t>
             </w:r>
           </w:p>
         </w:tc>
@@ -2524,7 +2524,7 @@
                 <w:color w:val="16A34A"/>
                 <w:sz w:val="16"/>
               </w:rPr>
-              <w:t>—</w:t>
+              <w:t>s01q32, s01q36, s01q38, s04q37_modif, s02q33, s02q34, s01q00b</w:t>
             </w:r>
           </w:p>
         </w:tc>
@@ -2614,7 +2614,7 @@
                 <w:color w:val="16A34A"/>
                 <w:sz w:val="16"/>
               </w:rPr>
-              <w:t>—</w:t>
+              <w:t>s01q03a, s01q03b, s01q03c, s01q06, s02q04, s04q35b, s01q00b, s04q35e_code</w:t>
             </w:r>
           </w:p>
         </w:tc>
@@ -3154,7 +3154,7 @@
                 <w:color w:val="16A34A"/>
                 <w:sz w:val="16"/>
               </w:rPr>
-              <w:t>—</w:t>
+              <w:t>s01q29, s01q31, s04q24, s00q04, s11q21, s09fq03, s09fq011</w:t>
             </w:r>
           </w:p>
         </w:tc>
@@ -3244,7 +3244,7 @@
                 <w:color w:val="16A34A"/>
                 <w:sz w:val="16"/>
               </w:rPr>
-              <w:t>—</w:t>
+              <w:t>s00q27, s01q00a, s01q12, s01q13, s02q04, s03q11, s03q12, s01q01</w:t>
             </w:r>
           </w:p>
         </w:tc>
@@ -3334,7 +3334,7 @@
                 <w:color w:val="16A34A"/>
                 <w:sz w:val="16"/>
               </w:rPr>
-              <w:t>—</w:t>
+              <w:t>s01q02, s02q01__1, s02q02__1, s02q03__1, s02q15, s03q17, s04q28, s04q35d</w:t>
             </w:r>
           </w:p>
         </w:tc>
@@ -4774,7 +4774,7 @@
                 <w:color w:val="16A34A"/>
                 <w:sz w:val="16"/>
               </w:rPr>
-              <w:t>—</w:t>
+              <w:t>s01q25, s01q29, s01q30, s04q46, s01q00b</w:t>
             </w:r>
           </w:p>
         </w:tc>
@@ -6664,7 +6664,7 @@
                 <w:color w:val="16A34A"/>
                 <w:sz w:val="16"/>
               </w:rPr>
-              <w:t>—</w:t>
+              <w:t>s01q25, s01q29, s01q30, s04q46, s01q00b</w:t>
             </w:r>
           </w:p>
         </w:tc>
@@ -7654,7 +7654,7 @@
                 <w:color w:val="16A34A"/>
                 <w:sz w:val="16"/>
               </w:rPr>
-              <w:t>—</w:t>
+              <w:t>s01q47__7, s02q24, s01q00b</w:t>
             </w:r>
           </w:p>
         </w:tc>
@@ -7834,7 +7834,7 @@
                 <w:color w:val="16A34A"/>
                 <w:sz w:val="16"/>
               </w:rPr>
-              <w:t>—</w:t>
+              <w:t>s01q63, s00q04, s02q25, s03q27, s01q00b</w:t>
             </w:r>
           </w:p>
         </w:tc>
@@ -7924,7 +7924,7 @@
                 <w:color w:val="16A34A"/>
                 <w:sz w:val="16"/>
               </w:rPr>
-              <w:t>—</w:t>
+              <w:t>s01q63, s00q04, s02q25, s03q27, s01q00b</w:t>
             </w:r>
           </w:p>
         </w:tc>
@@ -8014,7 +8014,7 @@
                 <w:color w:val="16A34A"/>
                 <w:sz w:val="16"/>
               </w:rPr>
-              <w:t>—</w:t>
+              <w:t>s01q63, s00q04, s02q25, s03q27, s01q00b</w:t>
             </w:r>
           </w:p>
         </w:tc>
@@ -8104,7 +8104,7 @@
                 <w:color w:val="16A34A"/>
                 <w:sz w:val="16"/>
               </w:rPr>
-              <w:t>—</w:t>
+              <w:t>s01q63, s00q04, s02q25, s04q17, s04q21, s01q00b, s01q29_1</w:t>
             </w:r>
           </w:p>
         </w:tc>
@@ -8554,7 +8554,7 @@
                 <w:color w:val="16A34A"/>
                 <w:sz w:val="16"/>
               </w:rPr>
-              <w:t>—</w:t>
+              <w:t>s00q07a, s00q08, s00q10, s00q13_0, s00q15_0, s00q17_0, s00q23a, s00q23b</w:t>
             </w:r>
           </w:p>
         </w:tc>
@@ -8644,7 +8644,7 @@
                 <w:color w:val="16A34A"/>
                 <w:sz w:val="16"/>
               </w:rPr>
-              <w:t>—</w:t>
+              <w:t>s00q07a, s00q08, s00q10, s00q13_0, s00q15_0, s00q17_0, s00q23a, s00q23b</w:t>
             </w:r>
           </w:p>
         </w:tc>
@@ -8734,7 +8734,7 @@
                 <w:color w:val="16A34A"/>
                 <w:sz w:val="16"/>
               </w:rPr>
-              <w:t>—</w:t>
+              <w:t>s00q07a, s00q08, s00q10, s00q13_0, s00q15_0, s00q17_0, s00q23a, s00q23b</w:t>
             </w:r>
           </w:p>
         </w:tc>
@@ -8824,7 +8824,7 @@
                 <w:color w:val="16A34A"/>
                 <w:sz w:val="16"/>
               </w:rPr>
-              <w:t>—</w:t>
+              <w:t>s00q07a, s00q08, s00q10, s00q13_0, s00q15_0, s00q17_0, s00q23a, s00q23b</w:t>
             </w:r>
           </w:p>
         </w:tc>
@@ -8914,7 +8914,7 @@
                 <w:color w:val="16A34A"/>
                 <w:sz w:val="16"/>
               </w:rPr>
-              <w:t>—</w:t>
+              <w:t>s00q07a, s00q08, s00q10, s00q13_0, s00q15_0, s00q17_0, s00q23a, s00q23b</w:t>
             </w:r>
           </w:p>
         </w:tc>
@@ -9004,7 +9004,7 @@
                 <w:color w:val="16A34A"/>
                 <w:sz w:val="16"/>
               </w:rPr>
-              <w:t>—</w:t>
+              <w:t>s00q07a, s00q08, s00q10, s00q13_0, s00q15_0, s00q17_0, s00q23a, s00q23b</w:t>
             </w:r>
           </w:p>
         </w:tc>
@@ -11254,7 +11254,7 @@
                 <w:color w:val="16A34A"/>
                 <w:sz w:val="16"/>
               </w:rPr>
-              <w:t>—</w:t>
+              <w:t>s01q23, s01q00b, s01q23_autre</w:t>
             </w:r>
           </w:p>
         </w:tc>
@@ -15034,7 +15034,7 @@
                 <w:color w:val="16A34A"/>
                 <w:sz w:val="16"/>
               </w:rPr>
-              <w:t>—</w:t>
+              <w:t>s00q08, s01q28, s01q29, s01q30, s02q01__2, s02q02__2, s03q20, s04q22</w:t>
             </w:r>
           </w:p>
         </w:tc>
@@ -15124,7 +15124,7 @@
                 <w:color w:val="16A34A"/>
                 <w:sz w:val="16"/>
               </w:rPr>
-              <w:t>—</w:t>
+              <w:t>s01q36, s01q38, s04q24, s02q13, s11q35a, s16aq45, s16aq47a</w:t>
             </w:r>
           </w:p>
         </w:tc>
@@ -15304,7 +15304,7 @@
                 <w:color w:val="16A34A"/>
                 <w:sz w:val="16"/>
               </w:rPr>
-              <w:t>—</w:t>
+              <w:t>s01q25, s01q29, s01q31, s04q37_modif, s02q11, s02q15, s02q30, s07bq01</w:t>
             </w:r>
           </w:p>
         </w:tc>
@@ -15394,7 +15394,7 @@
                 <w:color w:val="16A34A"/>
                 <w:sz w:val="16"/>
               </w:rPr>
-              <w:t>—</w:t>
+              <w:t>s01q25, s01q29, s01q31, s04q37_modif, s02q11, s02q15, s02q30, s07bq01</w:t>
             </w:r>
           </w:p>
         </w:tc>
@@ -15484,7 +15484,7 @@
                 <w:color w:val="16A34A"/>
                 <w:sz w:val="16"/>
               </w:rPr>
-              <w:t>—</w:t>
+              <w:t>s00q07a, s00q08, s00q10, s00q13_0, s00q15_0, s00q17_0, s00q23a, s00q23b</w:t>
             </w:r>
           </w:p>
         </w:tc>
@@ -15574,7 +15574,7 @@
                 <w:color w:val="16A34A"/>
                 <w:sz w:val="16"/>
               </w:rPr>
-              <w:t>—</w:t>
+              <w:t>s00q07a, s00q08, s00q10, s00q13_0, s00q15_0, s00q17_0, s00q23a, s00q23b</w:t>
             </w:r>
           </w:p>
         </w:tc>
@@ -15664,7 +15664,7 @@
                 <w:color w:val="16A34A"/>
                 <w:sz w:val="16"/>
               </w:rPr>
-              <w:t>—</w:t>
+              <w:t>s00q28, s01q28, s01q29, s01q30, s02q01__1, s02q02__1, s03q19, s04q32</w:t>
             </w:r>
           </w:p>
         </w:tc>
@@ -15754,7 +15754,7 @@
                 <w:color w:val="16A34A"/>
                 <w:sz w:val="16"/>
               </w:rPr>
-              <w:t>—</w:t>
+              <w:t>s00q07a, s00q08, s00q10, s00q13_0, s00q15_0, s00q17_0, s00q23a, s00q23b</w:t>
             </w:r>
           </w:p>
         </w:tc>
@@ -15844,7 +15844,7 @@
                 <w:color w:val="16A34A"/>
                 <w:sz w:val="16"/>
               </w:rPr>
-              <w:t>—</w:t>
+              <w:t>s00q07a, s00q08, s00q10, s00q13_0, s00q15_0, s00q17_0, s00q23a, s00q23b</w:t>
             </w:r>
           </w:p>
         </w:tc>
@@ -16114,7 +16114,7 @@
                 <w:color w:val="16A34A"/>
                 <w:sz w:val="16"/>
               </w:rPr>
-              <w:t>—</w:t>
+              <w:t>s00q07a, s00q08, s00q10, s00q13_0, s00q15_0, s00q17_0, s00q23a, s00q23b</w:t>
             </w:r>
           </w:p>
         </w:tc>
@@ -16204,7 +16204,7 @@
                 <w:color w:val="16A34A"/>
                 <w:sz w:val="16"/>
               </w:rPr>
-              <w:t>—</w:t>
+              <w:t>s00q07a, s00q08, s00q10, s00q13_0, s00q15_0, s00q17_0, s00q23a, s00q23b</w:t>
             </w:r>
           </w:p>
         </w:tc>
@@ -16294,7 +16294,7 @@
                 <w:color w:val="16A34A"/>
                 <w:sz w:val="16"/>
               </w:rPr>
-              <w:t>—</w:t>
+              <w:t>s00q28, s01q28, s01q29, s01q30, s02q01__1, s02q02__1, s03q19, s04q32</w:t>
             </w:r>
           </w:p>
         </w:tc>
@@ -16384,7 +16384,7 @@
                 <w:color w:val="16A34A"/>
                 <w:sz w:val="16"/>
               </w:rPr>
-              <w:t>—</w:t>
+              <w:t>s00q07a, s00q08, s00q10, s00q13_0, s00q15_0, s00q17_0, s00q23a, s00q23b</w:t>
             </w:r>
           </w:p>
         </w:tc>
@@ -16474,7 +16474,7 @@
                 <w:color w:val="16A34A"/>
                 <w:sz w:val="16"/>
               </w:rPr>
-              <w:t>—</w:t>
+              <w:t>s00q07a, s00q08, s00q10, s00q13_0, s00q15_0, s00q17_0, s00q23a, s00q23b</w:t>
             </w:r>
           </w:p>
         </w:tc>
@@ -16564,7 +16564,7 @@
                 <w:color w:val="16A34A"/>
                 <w:sz w:val="16"/>
               </w:rPr>
-              <w:t>—</w:t>
+              <w:t>s00q28, s01q28, s01q29, s01q30, s02q01__1, s02q02__1, s03q19, s04q32</w:t>
             </w:r>
           </w:p>
         </w:tc>
@@ -16654,7 +16654,7 @@
                 <w:color w:val="16A34A"/>
                 <w:sz w:val="16"/>
               </w:rPr>
-              <w:t>—</w:t>
+              <w:t>s00q07a, s00q08, s00q10, s00q13_0, s00q15_0, s00q17_0, s00q23a, s00q23b</w:t>
             </w:r>
           </w:p>
         </w:tc>
@@ -16744,7 +16744,7 @@
                 <w:color w:val="16A34A"/>
                 <w:sz w:val="16"/>
               </w:rPr>
-              <w:t>—</w:t>
+              <w:t>s00q07a, s00q08, s00q10, s00q13_0, s00q15_0, s00q17_0, s00q23a, s00q23b</w:t>
             </w:r>
           </w:p>
         </w:tc>
@@ -16834,7 +16834,7 @@
                 <w:color w:val="16A34A"/>
                 <w:sz w:val="16"/>
               </w:rPr>
-              <w:t>—</w:t>
+              <w:t>s00q07a, s00q08, s00q10, s00q13_0, s00q15_0, s00q17_0, s00q23a, s00q23b</w:t>
             </w:r>
           </w:p>
         </w:tc>
@@ -16924,7 +16924,7 @@
                 <w:color w:val="16A34A"/>
                 <w:sz w:val="16"/>
               </w:rPr>
-              <w:t>—</w:t>
+              <w:t>s00q07a, s00q08, s00q10, s00q13_0, s00q15_0, s00q17_0, s00q23a, s00q23b</w:t>
             </w:r>
           </w:p>
         </w:tc>
@@ -17014,7 +17014,7 @@
                 <w:color w:val="16A34A"/>
                 <w:sz w:val="16"/>
               </w:rPr>
-              <w:t>—</w:t>
+              <w:t>s00q07a, s00q08, s00q10, s00q13_0, s00q15_0, s00q17_0, s00q23a, s00q23b</w:t>
             </w:r>
           </w:p>
         </w:tc>
@@ -17104,7 +17104,7 @@
                 <w:color w:val="16A34A"/>
                 <w:sz w:val="16"/>
               </w:rPr>
-              <w:t>—</w:t>
+              <w:t>s00q07a, s00q08, s00q10, s00q13_0, s00q15_0, s00q17_0, s00q23a, s00q23b</w:t>
             </w:r>
           </w:p>
         </w:tc>
@@ -17194,7 +17194,7 @@
                 <w:color w:val="16A34A"/>
                 <w:sz w:val="16"/>
               </w:rPr>
-              <w:t>—</w:t>
+              <w:t>s00q07a, s00q08, s00q10, s00q13_0, s00q15_0, s00q17_0, s00q23a, s00q23b</w:t>
             </w:r>
           </w:p>
         </w:tc>
@@ -17284,7 +17284,7 @@
                 <w:color w:val="16A34A"/>
                 <w:sz w:val="16"/>
               </w:rPr>
-              <w:t>—</w:t>
+              <w:t>s00q07a, s00q08, s00q10, s00q13_0, s00q15_0, s00q17_0, s00q23a, s00q23b</w:t>
             </w:r>
           </w:p>
         </w:tc>
@@ -17374,7 +17374,7 @@
                 <w:color w:val="16A34A"/>
                 <w:sz w:val="16"/>
               </w:rPr>
-              <w:t>—</w:t>
+              <w:t>s00q07a, s00q08, s00q10, s00q13_0, s00q15_0, s00q17_0, s00q23a, s00q23b</w:t>
             </w:r>
           </w:p>
         </w:tc>
@@ -17464,7 +17464,7 @@
                 <w:color w:val="16A34A"/>
                 <w:sz w:val="16"/>
               </w:rPr>
-              <w:t>—</w:t>
+              <w:t>s00q28, s01q28, s01q29, s01q30, s02q01__1, s02q02__1, s03q19, s04q32</w:t>
             </w:r>
           </w:p>
         </w:tc>
@@ -17554,7 +17554,7 @@
                 <w:color w:val="16A34A"/>
                 <w:sz w:val="16"/>
               </w:rPr>
-              <w:t>—</w:t>
+              <w:t>s00q28, s01q28, s01q29, s01q30, s02q01__1, s02q02__1, s03q19, s04q32</w:t>
             </w:r>
           </w:p>
         </w:tc>
@@ -17644,7 +17644,7 @@
                 <w:color w:val="16A34A"/>
                 <w:sz w:val="16"/>
               </w:rPr>
-              <w:t>—</w:t>
+              <w:t>s00q28, s01q28, s01q29, s01q30, s02q01__1, s02q02__1, s03q19, s04q32</w:t>
             </w:r>
           </w:p>
         </w:tc>
@@ -17734,7 +17734,7 @@
                 <w:color w:val="16A34A"/>
                 <w:sz w:val="16"/>
               </w:rPr>
-              <w:t>—</w:t>
+              <w:t>s00q28, s01q28, s01q29, s01q30, s02q01__1, s02q02__1, s03q19, s04q32</w:t>
             </w:r>
           </w:p>
         </w:tc>
@@ -17824,7 +17824,7 @@
                 <w:color w:val="16A34A"/>
                 <w:sz w:val="16"/>
               </w:rPr>
-              <w:t>—</w:t>
+              <w:t>s01q28, s01q29, s01q30, s02q01__1, s02q02__1, s02q03__1, s02q15, s03q18</w:t>
             </w:r>
           </w:p>
         </w:tc>
@@ -17914,7 +17914,7 @@
                 <w:color w:val="16A34A"/>
                 <w:sz w:val="16"/>
               </w:rPr>
-              <w:t>—</w:t>
+              <w:t>s01q28, s01q29, s01q30, s02q01__1, s02q02__1, s02q03__1, s02q15, s03q18</w:t>
             </w:r>
           </w:p>
         </w:tc>
@@ -18004,7 +18004,7 @@
                 <w:color w:val="16A34A"/>
                 <w:sz w:val="16"/>
               </w:rPr>
-              <w:t>—</w:t>
+              <w:t>s01q28, s01q29, s01q30, s02q01__1, s02q02__1, s02q03__1, s02q15, s03q18</w:t>
             </w:r>
           </w:p>
         </w:tc>
@@ -18094,7 +18094,7 @@
                 <w:color w:val="16A34A"/>
                 <w:sz w:val="16"/>
               </w:rPr>
-              <w:t>—</w:t>
+              <w:t>s01q28, s01q29, s01q30, s02q01__1, s02q02__1, s02q03__1, s02q15, s03q18</w:t>
             </w:r>
           </w:p>
         </w:tc>
@@ -18184,7 +18184,7 @@
                 <w:color w:val="16A34A"/>
                 <w:sz w:val="16"/>
               </w:rPr>
-              <w:t>—</w:t>
+              <w:t>s01q28, s01q29, s01q30, s02q01__1, s02q02__1, s02q03__1, s02q15, s03q18</w:t>
             </w:r>
           </w:p>
         </w:tc>
@@ -18274,7 +18274,7 @@
                 <w:color w:val="16A34A"/>
                 <w:sz w:val="16"/>
               </w:rPr>
-              <w:t>—</w:t>
+              <w:t>s02q02__1, s02q15, s02q17, s03q16, s04q27, s04q43, s04q63, s05q11</w:t>
             </w:r>
           </w:p>
         </w:tc>
@@ -18544,7 +18544,7 @@
                 <w:color w:val="16A34A"/>
                 <w:sz w:val="16"/>
               </w:rPr>
-              <w:t>—</w:t>
+              <w:t>s02q02__1, s02q15, s02q17, s03q16, s04q27, s04q43, s04q63, s05q11</w:t>
             </w:r>
           </w:p>
         </w:tc>
@@ -18634,7 +18634,7 @@
                 <w:color w:val="16A34A"/>
                 <w:sz w:val="16"/>
               </w:rPr>
-              <w:t>—</w:t>
+              <w:t>s02q02__1, s02q15, s02q17, s03q16, s04q27, s04q43, s04q63, s05q11</w:t>
             </w:r>
           </w:p>
         </w:tc>
@@ -19264,7 +19264,7 @@
                 <w:color w:val="16A34A"/>
                 <w:sz w:val="16"/>
               </w:rPr>
-              <w:t>—</w:t>
+              <w:t>s02q02__1, s02q15, s02q17, s01q00b, s02q17_2, s02q15_2</w:t>
             </w:r>
           </w:p>
         </w:tc>
@@ -19354,7 +19354,7 @@
                 <w:color w:val="16A34A"/>
                 <w:sz w:val="16"/>
               </w:rPr>
-              <w:t>—</w:t>
+              <w:t>s00q27, s01q03a, s01q03b, s01q03c, s02q04, s03q14, s04q15, s04q16</w:t>
             </w:r>
           </w:p>
         </w:tc>
@@ -19444,7 +19444,7 @@
                 <w:color w:val="16A34A"/>
                 <w:sz w:val="16"/>
               </w:rPr>
-              <w:t>—</w:t>
+              <w:t>s00q27, s01q03a, s01q03b, s01q03c, s02q04, s03q14, s04q15, s04q16</w:t>
             </w:r>
           </w:p>
         </w:tc>
@@ -19534,7 +19534,7 @@
                 <w:color w:val="16A34A"/>
                 <w:sz w:val="16"/>
               </w:rPr>
-              <w:t>—</w:t>
+              <w:t>s00q27, s01q03a, s01q03b, s01q03c, s02q04, s03q14, s04q15, s04q16</w:t>
             </w:r>
           </w:p>
         </w:tc>
@@ -19624,7 +19624,7 @@
                 <w:color w:val="16A34A"/>
                 <w:sz w:val="16"/>
               </w:rPr>
-              <w:t>—</w:t>
+              <w:t>s00q27, s01q03a, s01q03b, s01q03c, s02q04, s03q14, s04q15, s04q16</w:t>
             </w:r>
           </w:p>
         </w:tc>
@@ -19714,7 +19714,7 @@
                 <w:color w:val="16A34A"/>
                 <w:sz w:val="16"/>
               </w:rPr>
-              <w:t>—</w:t>
+              <w:t>s01q23, s02q23, s03q55, s04q51, s01q00b</w:t>
             </w:r>
           </w:p>
         </w:tc>
@@ -19804,7 +19804,7 @@
                 <w:color w:val="16A34A"/>
                 <w:sz w:val="16"/>
               </w:rPr>
-              <w:t>—</w:t>
+              <w:t>s01q23, s02q23, s03q55, s04q51, s01q00b</w:t>
             </w:r>
           </w:p>
         </w:tc>
@@ -19894,7 +19894,7 @@
                 <w:color w:val="16A34A"/>
                 <w:sz w:val="16"/>
               </w:rPr>
-              <w:t>—</w:t>
+              <w:t>s01q23, s02q23, s03q55, s04q51, s01q00b</w:t>
             </w:r>
           </w:p>
         </w:tc>
@@ -19984,7 +19984,7 @@
                 <w:color w:val="16A34A"/>
                 <w:sz w:val="16"/>
               </w:rPr>
-              <w:t>—</w:t>
+              <w:t>s01q64, s00q04, s02q20, s02q25, s04q17, s04q21, s04q35b, s04q46</w:t>
             </w:r>
           </w:p>
         </w:tc>
@@ -20074,7 +20074,7 @@
                 <w:color w:val="16A34A"/>
                 <w:sz w:val="16"/>
               </w:rPr>
-              <w:t>—</w:t>
+              <w:t>s00q07a, s00q08, s00q10, s00q13_0, s00q15_0, s00q17_0, s00q23a, s00q23b</w:t>
             </w:r>
           </w:p>
         </w:tc>
@@ -20164,7 +20164,7 @@
                 <w:color w:val="16A34A"/>
                 <w:sz w:val="16"/>
               </w:rPr>
-              <w:t>—</w:t>
+              <w:t>s00q04, s03q24, s04q19, s04q51, s04q51_unite, s04q39, s04q43, s04q44</w:t>
             </w:r>
           </w:p>
         </w:tc>
@@ -20254,7 +20254,7 @@
                 <w:color w:val="16A34A"/>
                 <w:sz w:val="16"/>
               </w:rPr>
-              <w:t>—</w:t>
+              <w:t>s00q04, s03q24, s04q19, s04q51, s04q51_unite, s04q39, s04q43, s04q44</w:t>
             </w:r>
           </w:p>
         </w:tc>
@@ -20344,7 +20344,7 @@
                 <w:color w:val="16A34A"/>
                 <w:sz w:val="16"/>
               </w:rPr>
-              <w:t>—</w:t>
+              <w:t>s00q04, s03q24, s04q19, s04q51, s04q51_unite, s04q39, s04q43, s04q44</w:t>
             </w:r>
           </w:p>
         </w:tc>
@@ -20434,7 +20434,7 @@
                 <w:color w:val="16A34A"/>
                 <w:sz w:val="16"/>
               </w:rPr>
-              <w:t>—</w:t>
+              <w:t>s00q04, s03q24, s04q19, s04q51, s04q51_unite, s04q39, s04q43, s04q44</w:t>
             </w:r>
           </w:p>
         </w:tc>
@@ -20614,7 +20614,7 @@
                 <w:color w:val="16A34A"/>
                 <w:sz w:val="16"/>
               </w:rPr>
-              <w:t>—</w:t>
+              <w:t>s02q02__1, s02q15, s02q17, s03q16, s04q27, s04q43, s04q63, s05q11</w:t>
             </w:r>
           </w:p>
         </w:tc>
@@ -20794,7 +20794,7 @@
                 <w:color w:val="16A34A"/>
                 <w:sz w:val="16"/>
               </w:rPr>
-              <w:t>—</w:t>
+              <w:t>s00q27, s01q00a, s01q12, s01q13, s02q04, s03q11, s03q12, s01q01</w:t>
             </w:r>
           </w:p>
         </w:tc>
@@ -20884,7 +20884,7 @@
                 <w:color w:val="16A34A"/>
                 <w:sz w:val="16"/>
               </w:rPr>
-              <w:t>—</w:t>
+              <w:t>s00q27, s01q00a, s01q12, s01q13, s02q04, s03q11, s03q12, s01q01</w:t>
             </w:r>
           </w:p>
         </w:tc>
@@ -20974,7 +20974,7 @@
                 <w:color w:val="16A34A"/>
                 <w:sz w:val="16"/>
               </w:rPr>
-              <w:t>—</w:t>
+              <w:t>s00q07a, s00q08, s00q10, s00q13_0, s00q15_0, s00q17_0, s00q23a, s00q23b</w:t>
             </w:r>
           </w:p>
         </w:tc>
@@ -21244,7 +21244,7 @@
                 <w:color w:val="16A34A"/>
                 <w:sz w:val="16"/>
               </w:rPr>
-              <w:t>—</w:t>
+              <w:t>s01q28, s01q29, s01q30, s02q01__1, s02q02__1, s02q03__1, s02q15, s03q18</w:t>
             </w:r>
           </w:p>
         </w:tc>
